--- a/klagomål/A 31444-2023 FSC-klagomål.docx
+++ b/klagomål/A 31444-2023 FSC-klagomål.docx
@@ -651,7 +651,7 @@
     <w:r>
       <w:tab/>
       <w:tab/>
-      <w:t>2025-02-11</w:t>
+      <w:t>2025-02-12</w:t>
       <w:br/>
       <w:br/>
     </w:r>

--- a/klagomål/A 31444-2023 FSC-klagomål.docx
+++ b/klagomål/A 31444-2023 FSC-klagomål.docx
@@ -651,7 +651,7 @@
     <w:r>
       <w:tab/>
       <w:tab/>
-      <w:t>2025-02-12</w:t>
+      <w:t>2025-02-13</w:t>
       <w:br/>
       <w:br/>
     </w:r>

--- a/klagomål/A 31444-2023 FSC-klagomål.docx
+++ b/klagomål/A 31444-2023 FSC-klagomål.docx
@@ -651,7 +651,7 @@
     <w:r>
       <w:tab/>
       <w:tab/>
-      <w:t>2025-02-13</w:t>
+      <w:t>2025-02-14</w:t>
       <w:br/>
       <w:br/>
     </w:r>

--- a/klagomål/A 31444-2023 FSC-klagomål.docx
+++ b/klagomål/A 31444-2023 FSC-klagomål.docx
@@ -651,7 +651,7 @@
     <w:r>
       <w:tab/>
       <w:tab/>
-      <w:t>2025-02-14</w:t>
+      <w:t>2025-02-15</w:t>
       <w:br/>
       <w:br/>
     </w:r>

--- a/klagomål/A 31444-2023 FSC-klagomål.docx
+++ b/klagomål/A 31444-2023 FSC-klagomål.docx
@@ -651,7 +651,7 @@
     <w:r>
       <w:tab/>
       <w:tab/>
-      <w:t>2025-02-15</w:t>
+      <w:t>2025-02-16</w:t>
       <w:br/>
       <w:br/>
     </w:r>

--- a/klagomål/A 31444-2023 FSC-klagomål.docx
+++ b/klagomål/A 31444-2023 FSC-klagomål.docx
@@ -651,7 +651,7 @@
     <w:r>
       <w:tab/>
       <w:tab/>
-      <w:t>2025-02-16</w:t>
+      <w:t>2025-02-17</w:t>
       <w:br/>
       <w:br/>
     </w:r>

--- a/klagomål/A 31444-2023 FSC-klagomål.docx
+++ b/klagomål/A 31444-2023 FSC-klagomål.docx
@@ -651,7 +651,7 @@
     <w:r>
       <w:tab/>
       <w:tab/>
-      <w:t>2025-02-17</w:t>
+      <w:t>2025-02-18</w:t>
       <w:br/>
       <w:br/>
     </w:r>

--- a/klagomål/A 31444-2023 FSC-klagomål.docx
+++ b/klagomål/A 31444-2023 FSC-klagomål.docx
@@ -651,7 +651,7 @@
     <w:r>
       <w:tab/>
       <w:tab/>
-      <w:t>2025-02-18</w:t>
+      <w:t>2025-02-19</w:t>
       <w:br/>
       <w:br/>
     </w:r>

--- a/klagomål/A 31444-2023 FSC-klagomål.docx
+++ b/klagomål/A 31444-2023 FSC-klagomål.docx
@@ -651,7 +651,7 @@
     <w:r>
       <w:tab/>
       <w:tab/>
-      <w:t>2025-02-19</w:t>
+      <w:t>2025-02-20</w:t>
       <w:br/>
       <w:br/>
     </w:r>

--- a/klagomål/A 31444-2023 FSC-klagomål.docx
+++ b/klagomål/A 31444-2023 FSC-klagomål.docx
@@ -651,7 +651,7 @@
     <w:r>
       <w:tab/>
       <w:tab/>
-      <w:t>2025-02-20</w:t>
+      <w:t>2025-02-21</w:t>
       <w:br/>
       <w:br/>
     </w:r>

--- a/klagomål/A 31444-2023 FSC-klagomål.docx
+++ b/klagomål/A 31444-2023 FSC-klagomål.docx
@@ -651,7 +651,7 @@
     <w:r>
       <w:tab/>
       <w:tab/>
-      <w:t>2025-02-21</w:t>
+      <w:t>2025-02-22</w:t>
       <w:br/>
       <w:br/>
     </w:r>

--- a/klagomål/A 31444-2023 FSC-klagomål.docx
+++ b/klagomål/A 31444-2023 FSC-klagomål.docx
@@ -651,7 +651,7 @@
     <w:r>
       <w:tab/>
       <w:tab/>
-      <w:t>2025-02-22</w:t>
+      <w:t>2025-02-23</w:t>
       <w:br/>
       <w:br/>
     </w:r>

--- a/klagomål/A 31444-2023 FSC-klagomål.docx
+++ b/klagomål/A 31444-2023 FSC-klagomål.docx
@@ -651,7 +651,7 @@
     <w:r>
       <w:tab/>
       <w:tab/>
-      <w:t>2025-02-23</w:t>
+      <w:t>2025-02-24</w:t>
       <w:br/>
       <w:br/>
     </w:r>

--- a/klagomål/A 31444-2023 FSC-klagomål.docx
+++ b/klagomål/A 31444-2023 FSC-klagomål.docx
@@ -651,7 +651,7 @@
     <w:r>
       <w:tab/>
       <w:tab/>
-      <w:t>2025-02-24</w:t>
+      <w:t>2025-02-25</w:t>
       <w:br/>
       <w:br/>
     </w:r>

--- a/klagomål/A 31444-2023 FSC-klagomål.docx
+++ b/klagomål/A 31444-2023 FSC-klagomål.docx
@@ -651,7 +651,7 @@
     <w:r>
       <w:tab/>
       <w:tab/>
-      <w:t>2025-02-25</w:t>
+      <w:t>2025-02-26</w:t>
       <w:br/>
       <w:br/>
     </w:r>

--- a/klagomål/A 31444-2023 FSC-klagomål.docx
+++ b/klagomål/A 31444-2023 FSC-klagomål.docx
@@ -651,7 +651,7 @@
     <w:r>
       <w:tab/>
       <w:tab/>
-      <w:t>2025-02-26</w:t>
+      <w:t>2025-02-27</w:t>
       <w:br/>
       <w:br/>
     </w:r>

--- a/klagomål/A 31444-2023 FSC-klagomål.docx
+++ b/klagomål/A 31444-2023 FSC-klagomål.docx
@@ -651,7 +651,7 @@
     <w:r>
       <w:tab/>
       <w:tab/>
-      <w:t>2025-02-27</w:t>
+      <w:t>2025-02-28</w:t>
       <w:br/>
       <w:br/>
     </w:r>

--- a/klagomål/A 31444-2023 FSC-klagomål.docx
+++ b/klagomål/A 31444-2023 FSC-klagomål.docx
@@ -651,7 +651,7 @@
     <w:r>
       <w:tab/>
       <w:tab/>
-      <w:t>2025-02-28</w:t>
+      <w:t>2025-03-01</w:t>
       <w:br/>
       <w:br/>
     </w:r>

--- a/klagomål/A 31444-2023 FSC-klagomål.docx
+++ b/klagomål/A 31444-2023 FSC-klagomål.docx
@@ -651,7 +651,7 @@
     <w:r>
       <w:tab/>
       <w:tab/>
-      <w:t>2025-03-01</w:t>
+      <w:t>2025-03-02</w:t>
       <w:br/>
       <w:br/>
     </w:r>

--- a/klagomål/A 31444-2023 FSC-klagomål.docx
+++ b/klagomål/A 31444-2023 FSC-klagomål.docx
@@ -651,7 +651,7 @@
     <w:r>
       <w:tab/>
       <w:tab/>
-      <w:t>2025-03-02</w:t>
+      <w:t>2025-03-03</w:t>
       <w:br/>
       <w:br/>
     </w:r>

--- a/klagomål/A 31444-2023 FSC-klagomål.docx
+++ b/klagomål/A 31444-2023 FSC-klagomål.docx
@@ -651,7 +651,7 @@
     <w:r>
       <w:tab/>
       <w:tab/>
-      <w:t>2025-03-03</w:t>
+      <w:t>2025-03-04</w:t>
       <w:br/>
       <w:br/>
     </w:r>

--- a/klagomål/A 31444-2023 FSC-klagomål.docx
+++ b/klagomål/A 31444-2023 FSC-klagomål.docx
@@ -651,7 +651,7 @@
     <w:r>
       <w:tab/>
       <w:tab/>
-      <w:t>2025-03-04</w:t>
+      <w:t>2025-03-05</w:t>
       <w:br/>
       <w:br/>
     </w:r>

--- a/klagomål/A 31444-2023 FSC-klagomål.docx
+++ b/klagomål/A 31444-2023 FSC-klagomål.docx
@@ -651,7 +651,7 @@
     <w:r>
       <w:tab/>
       <w:tab/>
-      <w:t>2025-03-05</w:t>
+      <w:t>2025-03-06</w:t>
       <w:br/>
       <w:br/>
     </w:r>

--- a/klagomål/A 31444-2023 FSC-klagomål.docx
+++ b/klagomål/A 31444-2023 FSC-klagomål.docx
@@ -651,7 +651,7 @@
     <w:r>
       <w:tab/>
       <w:tab/>
-      <w:t>2025-03-06</w:t>
+      <w:t>2025-03-07</w:t>
       <w:br/>
       <w:br/>
     </w:r>

--- a/klagomål/A 31444-2023 FSC-klagomål.docx
+++ b/klagomål/A 31444-2023 FSC-klagomål.docx
@@ -651,7 +651,7 @@
     <w:r>
       <w:tab/>
       <w:tab/>
-      <w:t>2025-03-07</w:t>
+      <w:t>2025-03-08</w:t>
       <w:br/>
       <w:br/>
     </w:r>

--- a/klagomål/A 31444-2023 FSC-klagomål.docx
+++ b/klagomål/A 31444-2023 FSC-klagomål.docx
@@ -651,7 +651,7 @@
     <w:r>
       <w:tab/>
       <w:tab/>
-      <w:t>2025-03-08</w:t>
+      <w:t>2025-03-09</w:t>
       <w:br/>
       <w:br/>
     </w:r>

--- a/klagomål/A 31444-2023 FSC-klagomål.docx
+++ b/klagomål/A 31444-2023 FSC-klagomål.docx
@@ -651,7 +651,7 @@
     <w:r>
       <w:tab/>
       <w:tab/>
-      <w:t>2025-03-09</w:t>
+      <w:t>2025-03-10</w:t>
       <w:br/>
       <w:br/>
     </w:r>

--- a/klagomål/A 31444-2023 FSC-klagomål.docx
+++ b/klagomål/A 31444-2023 FSC-klagomål.docx
@@ -651,7 +651,7 @@
     <w:r>
       <w:tab/>
       <w:tab/>
-      <w:t>2025-03-10</w:t>
+      <w:t>2025-03-11</w:t>
       <w:br/>
       <w:br/>
     </w:r>

--- a/klagomål/A 31444-2023 FSC-klagomål.docx
+++ b/klagomål/A 31444-2023 FSC-klagomål.docx
@@ -651,7 +651,7 @@
     <w:r>
       <w:tab/>
       <w:tab/>
-      <w:t>2025-03-11</w:t>
+      <w:t>2025-03-12</w:t>
       <w:br/>
       <w:br/>
     </w:r>

--- a/klagomål/A 31444-2023 FSC-klagomål.docx
+++ b/klagomål/A 31444-2023 FSC-klagomål.docx
@@ -651,7 +651,7 @@
     <w:r>
       <w:tab/>
       <w:tab/>
-      <w:t>2025-03-12</w:t>
+      <w:t>2025-03-13</w:t>
       <w:br/>
       <w:br/>
     </w:r>

--- a/klagomål/A 31444-2023 FSC-klagomål.docx
+++ b/klagomål/A 31444-2023 FSC-klagomål.docx
@@ -651,7 +651,7 @@
     <w:r>
       <w:tab/>
       <w:tab/>
-      <w:t>2025-03-13</w:t>
+      <w:t>2025-03-14</w:t>
       <w:br/>
       <w:br/>
     </w:r>

--- a/klagomål/A 31444-2023 FSC-klagomål.docx
+++ b/klagomål/A 31444-2023 FSC-klagomål.docx
@@ -651,7 +651,7 @@
     <w:r>
       <w:tab/>
       <w:tab/>
-      <w:t>2025-03-14</w:t>
+      <w:t>2025-03-15</w:t>
       <w:br/>
       <w:br/>
     </w:r>

--- a/klagomål/A 31444-2023 FSC-klagomål.docx
+++ b/klagomål/A 31444-2023 FSC-klagomål.docx
@@ -651,7 +651,7 @@
     <w:r>
       <w:tab/>
       <w:tab/>
-      <w:t>2025-03-15</w:t>
+      <w:t>2025-03-16</w:t>
       <w:br/>
       <w:br/>
     </w:r>

--- a/klagomål/A 31444-2023 FSC-klagomål.docx
+++ b/klagomål/A 31444-2023 FSC-klagomål.docx
@@ -651,7 +651,7 @@
     <w:r>
       <w:tab/>
       <w:tab/>
-      <w:t>2025-03-16</w:t>
+      <w:t>2025-03-17</w:t>
       <w:br/>
       <w:br/>
     </w:r>

--- a/klagomål/A 31444-2023 FSC-klagomål.docx
+++ b/klagomål/A 31444-2023 FSC-klagomål.docx
@@ -651,7 +651,7 @@
     <w:r>
       <w:tab/>
       <w:tab/>
-      <w:t>2025-03-17</w:t>
+      <w:t>2025-03-18</w:t>
       <w:br/>
       <w:br/>
     </w:r>

--- a/klagomål/A 31444-2023 FSC-klagomål.docx
+++ b/klagomål/A 31444-2023 FSC-klagomål.docx
@@ -651,7 +651,7 @@
     <w:r>
       <w:tab/>
       <w:tab/>
-      <w:t>2025-03-18</w:t>
+      <w:t>2025-03-19</w:t>
       <w:br/>
       <w:br/>
     </w:r>

--- a/klagomål/A 31444-2023 FSC-klagomål.docx
+++ b/klagomål/A 31444-2023 FSC-klagomål.docx
@@ -651,7 +651,7 @@
     <w:r>
       <w:tab/>
       <w:tab/>
-      <w:t>2025-03-19</w:t>
+      <w:t>2025-03-20</w:t>
       <w:br/>
       <w:br/>
     </w:r>

--- a/klagomål/A 31444-2023 FSC-klagomål.docx
+++ b/klagomål/A 31444-2023 FSC-klagomål.docx
@@ -651,7 +651,7 @@
     <w:r>
       <w:tab/>
       <w:tab/>
-      <w:t>2025-03-20</w:t>
+      <w:t>2025-03-21</w:t>
       <w:br/>
       <w:br/>
     </w:r>

--- a/klagomål/A 31444-2023 FSC-klagomål.docx
+++ b/klagomål/A 31444-2023 FSC-klagomål.docx
@@ -651,7 +651,7 @@
     <w:r>
       <w:tab/>
       <w:tab/>
-      <w:t>2025-03-21</w:t>
+      <w:t>2025-03-22</w:t>
       <w:br/>
       <w:br/>
     </w:r>

--- a/klagomål/A 31444-2023 FSC-klagomål.docx
+++ b/klagomål/A 31444-2023 FSC-klagomål.docx
@@ -651,7 +651,7 @@
     <w:r>
       <w:tab/>
       <w:tab/>
-      <w:t>2025-03-22</w:t>
+      <w:t>2025-03-23</w:t>
       <w:br/>
       <w:br/>
     </w:r>

--- a/klagomål/A 31444-2023 FSC-klagomål.docx
+++ b/klagomål/A 31444-2023 FSC-klagomål.docx
@@ -651,7 +651,7 @@
     <w:r>
       <w:tab/>
       <w:tab/>
-      <w:t>2025-03-23</w:t>
+      <w:t>2025-03-24</w:t>
       <w:br/>
       <w:br/>
     </w:r>

--- a/klagomål/A 31444-2023 FSC-klagomål.docx
+++ b/klagomål/A 31444-2023 FSC-klagomål.docx
@@ -651,7 +651,7 @@
     <w:r>
       <w:tab/>
       <w:tab/>
-      <w:t>2025-03-24</w:t>
+      <w:t>2025-03-25</w:t>
       <w:br/>
       <w:br/>
     </w:r>

--- a/klagomål/A 31444-2023 FSC-klagomål.docx
+++ b/klagomål/A 31444-2023 FSC-klagomål.docx
@@ -651,7 +651,7 @@
     <w:r>
       <w:tab/>
       <w:tab/>
-      <w:t>2025-03-25</w:t>
+      <w:t>2025-03-26</w:t>
       <w:br/>
       <w:br/>
     </w:r>

--- a/klagomål/A 31444-2023 FSC-klagomål.docx
+++ b/klagomål/A 31444-2023 FSC-klagomål.docx
@@ -651,7 +651,7 @@
     <w:r>
       <w:tab/>
       <w:tab/>
-      <w:t>2025-03-26</w:t>
+      <w:t>2025-03-27</w:t>
       <w:br/>
       <w:br/>
     </w:r>

--- a/klagomål/A 31444-2023 FSC-klagomål.docx
+++ b/klagomål/A 31444-2023 FSC-klagomål.docx
@@ -651,7 +651,7 @@
     <w:r>
       <w:tab/>
       <w:tab/>
-      <w:t>2025-03-27</w:t>
+      <w:t>2025-03-28</w:t>
       <w:br/>
       <w:br/>
     </w:r>

--- a/klagomål/A 31444-2023 FSC-klagomål.docx
+++ b/klagomål/A 31444-2023 FSC-klagomål.docx
@@ -651,7 +651,7 @@
     <w:r>
       <w:tab/>
       <w:tab/>
-      <w:t>2025-03-28</w:t>
+      <w:t>2025-03-29</w:t>
       <w:br/>
       <w:br/>
     </w:r>

--- a/klagomål/A 31444-2023 FSC-klagomål.docx
+++ b/klagomål/A 31444-2023 FSC-klagomål.docx
@@ -651,7 +651,7 @@
     <w:r>
       <w:tab/>
       <w:tab/>
-      <w:t>2025-04-02</w:t>
+      <w:t>2025-04-03</w:t>
       <w:br/>
       <w:br/>
     </w:r>

--- a/klagomål/A 31444-2023 FSC-klagomål.docx
+++ b/klagomål/A 31444-2023 FSC-klagomål.docx
@@ -651,7 +651,7 @@
     <w:r>
       <w:tab/>
       <w:tab/>
-      <w:t>2025-04-03</w:t>
+      <w:t>2025-04-05</w:t>
       <w:br/>
       <w:br/>
     </w:r>

--- a/klagomål/A 31444-2023 FSC-klagomål.docx
+++ b/klagomål/A 31444-2023 FSC-klagomål.docx
@@ -651,7 +651,7 @@
     <w:r>
       <w:tab/>
       <w:tab/>
-      <w:t>2025-04-05</w:t>
+      <w:t>2025-04-06</w:t>
       <w:br/>
       <w:br/>
     </w:r>

--- a/klagomål/A 31444-2023 FSC-klagomål.docx
+++ b/klagomål/A 31444-2023 FSC-klagomål.docx
@@ -651,7 +651,7 @@
     <w:r>
       <w:tab/>
       <w:tab/>
-      <w:t>2025-04-06</w:t>
+      <w:t>2025-04-07</w:t>
       <w:br/>
       <w:br/>
     </w:r>

--- a/klagomål/A 31444-2023 FSC-klagomål.docx
+++ b/klagomål/A 31444-2023 FSC-klagomål.docx
@@ -651,7 +651,7 @@
     <w:r>
       <w:tab/>
       <w:tab/>
-      <w:t>2025-04-07</w:t>
+      <w:t>2025-04-08</w:t>
       <w:br/>
       <w:br/>
     </w:r>

--- a/klagomål/A 31444-2023 FSC-klagomål.docx
+++ b/klagomål/A 31444-2023 FSC-klagomål.docx
@@ -651,7 +651,7 @@
     <w:r>
       <w:tab/>
       <w:tab/>
-      <w:t>2025-04-08</w:t>
+      <w:t>2025-04-09</w:t>
       <w:br/>
       <w:br/>
     </w:r>

--- a/klagomål/A 31444-2023 FSC-klagomål.docx
+++ b/klagomål/A 31444-2023 FSC-klagomål.docx
@@ -244,6 +244,28 @@
       </w:pPr>
       <w:r>
         <w:t>Figur 1. Fyndplatser för naturvårdsarter i det avverkningsanmälda området (röd linje). Markörer utan svart kant är placerade på fyndplatsen. Markörer med svart kant är placerade vid sidan av fyndplatsen och har ett svart streck som visar fyndplatsens exakta position. Kartans mittpunktskoordinat är N 7106408, E 777715 i SWEREF 99 TM.</w:t>
+      </w:r>
+    </w:p>
+    <w:p>
+      <w:r>
+        <w:rPr>
+          <w:b/>
+        </w:rPr>
+        <w:t>Kolflarnlav (NT)</w:t>
+      </w:r>
+      <w:r>
+        <w:t xml:space="preserve"> är brandberoende och växer nästan uteslutande på kolad hård kärnved av tall. Etableringen verkar ske först 100–300 år efter brand och nytt substrat nybildas i mycket begränsad omfattning. Avverkning av tallskog av naturskogskaraktär med spår av återkommande bränder är ett hot och mängden lämplig ved att växa på för arten minskar dels på grund av naturlig nedbrytning men framförallt på grund av att det förstörs i samband med slutavverkningar, gallringar och markberedning. Såväl kolflarnlav som mörk kolflarnlav har glänsande bålfjäll och förekommer främst i tall- och blandbarrskogar av naturskogskaraktär med spår av återkommande bränder. Skogar som dessa hyser höga biologiska värden och bör skyddas (SLU Artdatabanken, 2024).</w:t>
+      </w:r>
+    </w:p>
+    <w:p>
+      <w:r>
+        <w:rPr>
+          <w:b/>
+        </w:rPr>
+        <w:t>Vedflamlav (NT)</w:t>
+      </w:r>
+      <w:r>
+        <w:t xml:space="preserve"> växer på gammal hård och torr, exponerad kärnved av tall, främst på högstubbar i ljusöppna lägen, t.ex. vid och på myrar, sjökanter, i glesa hällmarkskogar och i brandpräglade tallnaturskogar. Substratet nyskapas i begränsad omfattning och arten är en utmärkt indikator på höga naturvärden i denna skogstyp. Tall- och barrblandskogar med naturskogskaraktär och spår av bränder har ofta höga biologiska värden och bör skyddas (SLU Artdatabanken, 2024).</w:t>
       </w:r>
     </w:p>
     <w:p>
@@ -651,7 +673,7 @@
     <w:r>
       <w:tab/>
       <w:tab/>
-      <w:t>2025-04-09</w:t>
+      <w:t>2025-04-10</w:t>
       <w:br/>
       <w:br/>
     </w:r>

--- a/klagomål/A 31444-2023 FSC-klagomål.docx
+++ b/klagomål/A 31444-2023 FSC-klagomål.docx
@@ -673,7 +673,7 @@
     <w:r>
       <w:tab/>
       <w:tab/>
-      <w:t>2025-04-10</w:t>
+      <w:t>2025-04-11</w:t>
       <w:br/>
       <w:br/>
     </w:r>

--- a/klagomål/A 31444-2023 FSC-klagomål.docx
+++ b/klagomål/A 31444-2023 FSC-klagomål.docx
@@ -673,7 +673,7 @@
     <w:r>
       <w:tab/>
       <w:tab/>
-      <w:t>2025-04-11</w:t>
+      <w:t>2025-04-12</w:t>
       <w:br/>
       <w:br/>
     </w:r>

--- a/klagomål/A 31444-2023 FSC-klagomål.docx
+++ b/klagomål/A 31444-2023 FSC-klagomål.docx
@@ -673,7 +673,7 @@
     <w:r>
       <w:tab/>
       <w:tab/>
-      <w:t>2025-04-12</w:t>
+      <w:t>2025-04-13</w:t>
       <w:br/>
       <w:br/>
     </w:r>

--- a/klagomål/A 31444-2023 FSC-klagomål.docx
+++ b/klagomål/A 31444-2023 FSC-klagomål.docx
@@ -673,7 +673,7 @@
     <w:r>
       <w:tab/>
       <w:tab/>
-      <w:t>2025-04-13</w:t>
+      <w:t>2025-04-14</w:t>
       <w:br/>
       <w:br/>
     </w:r>

--- a/klagomål/A 31444-2023 FSC-klagomål.docx
+++ b/klagomål/A 31444-2023 FSC-klagomål.docx
@@ -673,7 +673,7 @@
     <w:r>
       <w:tab/>
       <w:tab/>
-      <w:t>2025-04-14</w:t>
+      <w:t>2025-04-15</w:t>
       <w:br/>
       <w:br/>
     </w:r>

--- a/klagomål/A 31444-2023 FSC-klagomål.docx
+++ b/klagomål/A 31444-2023 FSC-klagomål.docx
@@ -673,7 +673,7 @@
     <w:r>
       <w:tab/>
       <w:tab/>
-      <w:t>2025-04-15</w:t>
+      <w:t>2025-04-16</w:t>
       <w:br/>
       <w:br/>
     </w:r>

--- a/klagomål/A 31444-2023 FSC-klagomål.docx
+++ b/klagomål/A 31444-2023 FSC-klagomål.docx
@@ -673,7 +673,7 @@
     <w:r>
       <w:tab/>
       <w:tab/>
-      <w:t>2025-04-16</w:t>
+      <w:t>2025-04-17</w:t>
       <w:br/>
       <w:br/>
     </w:r>

--- a/klagomål/A 31444-2023 FSC-klagomål.docx
+++ b/klagomål/A 31444-2023 FSC-klagomål.docx
@@ -673,7 +673,7 @@
     <w:r>
       <w:tab/>
       <w:tab/>
-      <w:t>2025-04-17</w:t>
+      <w:t>2025-04-18</w:t>
       <w:br/>
       <w:br/>
     </w:r>

--- a/klagomål/A 31444-2023 FSC-klagomål.docx
+++ b/klagomål/A 31444-2023 FSC-klagomål.docx
@@ -673,7 +673,7 @@
     <w:r>
       <w:tab/>
       <w:tab/>
-      <w:t>2025-04-18</w:t>
+      <w:t>2025-04-19</w:t>
       <w:br/>
       <w:br/>
     </w:r>

--- a/klagomål/A 31444-2023 FSC-klagomål.docx
+++ b/klagomål/A 31444-2023 FSC-klagomål.docx
@@ -673,7 +673,7 @@
     <w:r>
       <w:tab/>
       <w:tab/>
-      <w:t>2025-05-03</w:t>
+      <w:t>2025-05-04</w:t>
       <w:br/>
       <w:br/>
     </w:r>

--- a/klagomål/A 31444-2023 FSC-klagomål.docx
+++ b/klagomål/A 31444-2023 FSC-klagomål.docx
@@ -673,7 +673,7 @@
     <w:r>
       <w:tab/>
       <w:tab/>
-      <w:t>2025-05-04</w:t>
+      <w:t>2025-05-06</w:t>
       <w:br/>
       <w:br/>
     </w:r>

--- a/klagomål/A 31444-2023 FSC-klagomål.docx
+++ b/klagomål/A 31444-2023 FSC-klagomål.docx
@@ -673,7 +673,7 @@
     <w:r>
       <w:tab/>
       <w:tab/>
-      <w:t>2025-05-06</w:t>
+      <w:t>2025-05-07</w:t>
       <w:br/>
       <w:br/>
     </w:r>

--- a/klagomål/A 31444-2023 FSC-klagomål.docx
+++ b/klagomål/A 31444-2023 FSC-klagomål.docx
@@ -673,7 +673,7 @@
     <w:r>
       <w:tab/>
       <w:tab/>
-      <w:t>2025-05-07</w:t>
+      <w:t>2025-05-08</w:t>
       <w:br/>
       <w:br/>
     </w:r>

--- a/klagomål/A 31444-2023 FSC-klagomål.docx
+++ b/klagomål/A 31444-2023 FSC-klagomål.docx
@@ -673,7 +673,7 @@
     <w:r>
       <w:tab/>
       <w:tab/>
-      <w:t>2025-05-08</w:t>
+      <w:t>2025-05-09</w:t>
       <w:br/>
       <w:br/>
     </w:r>

--- a/klagomål/A 31444-2023 FSC-klagomål.docx
+++ b/klagomål/A 31444-2023 FSC-klagomål.docx
@@ -673,7 +673,7 @@
     <w:r>
       <w:tab/>
       <w:tab/>
-      <w:t>2025-05-09</w:t>
+      <w:t>2025-05-10</w:t>
       <w:br/>
       <w:br/>
     </w:r>

--- a/klagomål/A 31444-2023 FSC-klagomål.docx
+++ b/klagomål/A 31444-2023 FSC-klagomål.docx
@@ -673,7 +673,7 @@
     <w:r>
       <w:tab/>
       <w:tab/>
-      <w:t>2025-05-10</w:t>
+      <w:t>2025-05-11</w:t>
       <w:br/>
       <w:br/>
     </w:r>

--- a/klagomål/A 31444-2023 FSC-klagomål.docx
+++ b/klagomål/A 31444-2023 FSC-klagomål.docx
@@ -673,7 +673,7 @@
     <w:r>
       <w:tab/>
       <w:tab/>
-      <w:t>2025-05-11</w:t>
+      <w:t>2025-05-12</w:t>
       <w:br/>
       <w:br/>
     </w:r>

--- a/klagomål/A 31444-2023 FSC-klagomål.docx
+++ b/klagomål/A 31444-2023 FSC-klagomål.docx
@@ -673,7 +673,7 @@
     <w:r>
       <w:tab/>
       <w:tab/>
-      <w:t>2025-05-12</w:t>
+      <w:t>2025-05-13</w:t>
       <w:br/>
       <w:br/>
     </w:r>

--- a/klagomål/A 31444-2023 FSC-klagomål.docx
+++ b/klagomål/A 31444-2023 FSC-klagomål.docx
@@ -673,7 +673,7 @@
     <w:r>
       <w:tab/>
       <w:tab/>
-      <w:t>2025-05-13</w:t>
+      <w:t>2025-05-14</w:t>
       <w:br/>
       <w:br/>
     </w:r>

--- a/klagomål/A 31444-2023 FSC-klagomål.docx
+++ b/klagomål/A 31444-2023 FSC-klagomål.docx
@@ -673,7 +673,7 @@
     <w:r>
       <w:tab/>
       <w:tab/>
-      <w:t>2025-05-14</w:t>
+      <w:t>2025-05-15</w:t>
       <w:br/>
       <w:br/>
     </w:r>

--- a/klagomål/A 31444-2023 FSC-klagomål.docx
+++ b/klagomål/A 31444-2023 FSC-klagomål.docx
@@ -673,7 +673,7 @@
     <w:r>
       <w:tab/>
       <w:tab/>
-      <w:t>2025-05-15</w:t>
+      <w:t>2025-05-16</w:t>
       <w:br/>
       <w:br/>
     </w:r>

--- a/klagomål/A 31444-2023 FSC-klagomål.docx
+++ b/klagomål/A 31444-2023 FSC-klagomål.docx
@@ -673,7 +673,7 @@
     <w:r>
       <w:tab/>
       <w:tab/>
-      <w:t>2025-05-16</w:t>
+      <w:t>2025-05-17</w:t>
       <w:br/>
       <w:br/>
     </w:r>

--- a/klagomål/A 31444-2023 FSC-klagomål.docx
+++ b/klagomål/A 31444-2023 FSC-klagomål.docx
@@ -673,7 +673,7 @@
     <w:r>
       <w:tab/>
       <w:tab/>
-      <w:t>2025-05-17</w:t>
+      <w:t>2025-05-18</w:t>
       <w:br/>
       <w:br/>
     </w:r>

--- a/klagomål/A 31444-2023 FSC-klagomål.docx
+++ b/klagomål/A 31444-2023 FSC-klagomål.docx
@@ -673,7 +673,7 @@
     <w:r>
       <w:tab/>
       <w:tab/>
-      <w:t>2025-05-18</w:t>
+      <w:t>2025-05-19</w:t>
       <w:br/>
       <w:br/>
     </w:r>

--- a/klagomål/A 31444-2023 FSC-klagomål.docx
+++ b/klagomål/A 31444-2023 FSC-klagomål.docx
@@ -673,7 +673,7 @@
     <w:r>
       <w:tab/>
       <w:tab/>
-      <w:t>2025-05-19</w:t>
+      <w:t>2025-05-20</w:t>
       <w:br/>
       <w:br/>
     </w:r>

--- a/klagomål/A 31444-2023 FSC-klagomål.docx
+++ b/klagomål/A 31444-2023 FSC-klagomål.docx
@@ -673,7 +673,7 @@
     <w:r>
       <w:tab/>
       <w:tab/>
-      <w:t>2025-05-20</w:t>
+      <w:t>2025-05-21</w:t>
       <w:br/>
       <w:br/>
     </w:r>

--- a/klagomål/A 31444-2023 FSC-klagomål.docx
+++ b/klagomål/A 31444-2023 FSC-klagomål.docx
@@ -673,7 +673,7 @@
     <w:r>
       <w:tab/>
       <w:tab/>
-      <w:t>2025-05-21</w:t>
+      <w:t>2025-05-22</w:t>
       <w:br/>
       <w:br/>
     </w:r>

--- a/klagomål/A 31444-2023 FSC-klagomål.docx
+++ b/klagomål/A 31444-2023 FSC-klagomål.docx
@@ -673,7 +673,7 @@
     <w:r>
       <w:tab/>
       <w:tab/>
-      <w:t>2025-05-22</w:t>
+      <w:t>2025-05-23</w:t>
       <w:br/>
       <w:br/>
     </w:r>

--- a/klagomål/A 31444-2023 FSC-klagomål.docx
+++ b/klagomål/A 31444-2023 FSC-klagomål.docx
@@ -673,7 +673,7 @@
     <w:r>
       <w:tab/>
       <w:tab/>
-      <w:t>2025-05-23</w:t>
+      <w:t>2025-05-24</w:t>
       <w:br/>
       <w:br/>
     </w:r>

--- a/klagomål/A 31444-2023 FSC-klagomål.docx
+++ b/klagomål/A 31444-2023 FSC-klagomål.docx
@@ -673,7 +673,7 @@
     <w:r>
       <w:tab/>
       <w:tab/>
-      <w:t>2025-05-24</w:t>
+      <w:t>2025-05-25</w:t>
       <w:br/>
       <w:br/>
     </w:r>

--- a/klagomål/A 31444-2023 FSC-klagomål.docx
+++ b/klagomål/A 31444-2023 FSC-klagomål.docx
@@ -673,7 +673,7 @@
     <w:r>
       <w:tab/>
       <w:tab/>
-      <w:t>2025-05-25</w:t>
+      <w:t>2025-05-26</w:t>
       <w:br/>
       <w:br/>
     </w:r>

--- a/klagomål/A 31444-2023 FSC-klagomål.docx
+++ b/klagomål/A 31444-2023 FSC-klagomål.docx
@@ -673,7 +673,7 @@
     <w:r>
       <w:tab/>
       <w:tab/>
-      <w:t>2025-05-26</w:t>
+      <w:t>2025-05-27</w:t>
       <w:br/>
       <w:br/>
     </w:r>

--- a/klagomål/A 31444-2023 FSC-klagomål.docx
+++ b/klagomål/A 31444-2023 FSC-klagomål.docx
@@ -673,7 +673,7 @@
     <w:r>
       <w:tab/>
       <w:tab/>
-      <w:t>2025-05-27</w:t>
+      <w:t>2025-05-30</w:t>
       <w:br/>
       <w:br/>
     </w:r>

--- a/klagomål/A 31444-2023 FSC-klagomål.docx
+++ b/klagomål/A 31444-2023 FSC-klagomål.docx
@@ -673,7 +673,7 @@
     <w:r>
       <w:tab/>
       <w:tab/>
-      <w:t>2025-05-30</w:t>
+      <w:t>2025-06-01</w:t>
       <w:br/>
       <w:br/>
     </w:r>

--- a/klagomål/A 31444-2023 FSC-klagomål.docx
+++ b/klagomål/A 31444-2023 FSC-klagomål.docx
@@ -673,7 +673,7 @@
     <w:r>
       <w:tab/>
       <w:tab/>
-      <w:t>2025-06-01</w:t>
+      <w:t>2025-06-02</w:t>
       <w:br/>
       <w:br/>
     </w:r>

--- a/klagomål/A 31444-2023 FSC-klagomål.docx
+++ b/klagomål/A 31444-2023 FSC-klagomål.docx
@@ -673,7 +673,7 @@
     <w:r>
       <w:tab/>
       <w:tab/>
-      <w:t>2025-06-02</w:t>
+      <w:t>2025-06-03</w:t>
       <w:br/>
       <w:br/>
     </w:r>

--- a/klagomål/A 31444-2023 FSC-klagomål.docx
+++ b/klagomål/A 31444-2023 FSC-klagomål.docx
@@ -673,7 +673,7 @@
     <w:r>
       <w:tab/>
       <w:tab/>
-      <w:t>2025-06-03</w:t>
+      <w:t>2025-06-04</w:t>
       <w:br/>
       <w:br/>
     </w:r>

--- a/klagomål/A 31444-2023 FSC-klagomål.docx
+++ b/klagomål/A 31444-2023 FSC-klagomål.docx
@@ -673,7 +673,7 @@
     <w:r>
       <w:tab/>
       <w:tab/>
-      <w:t>2025-06-04</w:t>
+      <w:t>2025-06-05</w:t>
       <w:br/>
       <w:br/>
     </w:r>

--- a/klagomål/A 31444-2023 FSC-klagomål.docx
+++ b/klagomål/A 31444-2023 FSC-klagomål.docx
@@ -673,7 +673,7 @@
     <w:r>
       <w:tab/>
       <w:tab/>
-      <w:t>2025-06-05</w:t>
+      <w:t>2025-06-13</w:t>
       <w:br/>
       <w:br/>
     </w:r>

--- a/klagomål/A 31444-2023 FSC-klagomål.docx
+++ b/klagomål/A 31444-2023 FSC-klagomål.docx
@@ -673,7 +673,7 @@
     <w:r>
       <w:tab/>
       <w:tab/>
-      <w:t>2025-06-13</w:t>
+      <w:t>2025-06-15</w:t>
       <w:br/>
       <w:br/>
     </w:r>

--- a/klagomål/A 31444-2023 FSC-klagomål.docx
+++ b/klagomål/A 31444-2023 FSC-klagomål.docx
@@ -673,7 +673,7 @@
     <w:r>
       <w:tab/>
       <w:tab/>
-      <w:t>2025-06-15</w:t>
+      <w:t>2025-06-16</w:t>
       <w:br/>
       <w:br/>
     </w:r>

--- a/klagomål/A 31444-2023 FSC-klagomål.docx
+++ b/klagomål/A 31444-2023 FSC-klagomål.docx
@@ -673,7 +673,7 @@
     <w:r>
       <w:tab/>
       <w:tab/>
-      <w:t>2025-06-16</w:t>
+      <w:t>2025-06-17</w:t>
       <w:br/>
       <w:br/>
     </w:r>

--- a/klagomål/A 31444-2023 FSC-klagomål.docx
+++ b/klagomål/A 31444-2023 FSC-klagomål.docx
@@ -673,7 +673,7 @@
     <w:r>
       <w:tab/>
       <w:tab/>
-      <w:t>2025-06-17</w:t>
+      <w:t>2025-06-18</w:t>
       <w:br/>
       <w:br/>
     </w:r>

--- a/klagomål/A 31444-2023 FSC-klagomål.docx
+++ b/klagomål/A 31444-2023 FSC-klagomål.docx
@@ -673,7 +673,7 @@
     <w:r>
       <w:tab/>
       <w:tab/>
-      <w:t>2025-06-18</w:t>
+      <w:t>2025-06-19</w:t>
       <w:br/>
       <w:br/>
     </w:r>

--- a/klagomål/A 31444-2023 FSC-klagomål.docx
+++ b/klagomål/A 31444-2023 FSC-klagomål.docx
@@ -673,7 +673,7 @@
     <w:r>
       <w:tab/>
       <w:tab/>
-      <w:t>2025-06-19</w:t>
+      <w:t>2025-06-20</w:t>
       <w:br/>
       <w:br/>
     </w:r>

--- a/klagomål/A 31444-2023 FSC-klagomål.docx
+++ b/klagomål/A 31444-2023 FSC-klagomål.docx
@@ -673,7 +673,7 @@
     <w:r>
       <w:tab/>
       <w:tab/>
-      <w:t>2025-06-20</w:t>
+      <w:t>2025-06-21</w:t>
       <w:br/>
       <w:br/>
     </w:r>

--- a/klagomål/A 31444-2023 FSC-klagomål.docx
+++ b/klagomål/A 31444-2023 FSC-klagomål.docx
@@ -673,7 +673,7 @@
     <w:r>
       <w:tab/>
       <w:tab/>
-      <w:t>2025-06-21</w:t>
+      <w:t>2025-06-22</w:t>
       <w:br/>
       <w:br/>
     </w:r>

--- a/klagomål/A 31444-2023 FSC-klagomål.docx
+++ b/klagomål/A 31444-2023 FSC-klagomål.docx
@@ -673,7 +673,7 @@
     <w:r>
       <w:tab/>
       <w:tab/>
-      <w:t>2025-06-22</w:t>
+      <w:t>2025-06-23</w:t>
       <w:br/>
       <w:br/>
     </w:r>

--- a/klagomål/A 31444-2023 FSC-klagomål.docx
+++ b/klagomål/A 31444-2023 FSC-klagomål.docx
@@ -673,7 +673,7 @@
     <w:r>
       <w:tab/>
       <w:tab/>
-      <w:t>2025-06-23</w:t>
+      <w:t>2025-06-24</w:t>
       <w:br/>
       <w:br/>
     </w:r>

--- a/klagomål/A 31444-2023 FSC-klagomål.docx
+++ b/klagomål/A 31444-2023 FSC-klagomål.docx
@@ -673,7 +673,7 @@
     <w:r>
       <w:tab/>
       <w:tab/>
-      <w:t>2025-06-24</w:t>
+      <w:t>2025-06-25</w:t>
       <w:br/>
       <w:br/>
     </w:r>

--- a/klagomål/A 31444-2023 FSC-klagomål.docx
+++ b/klagomål/A 31444-2023 FSC-klagomål.docx
@@ -673,7 +673,7 @@
     <w:r>
       <w:tab/>
       <w:tab/>
-      <w:t>2025-06-25</w:t>
+      <w:t>2025-06-26</w:t>
       <w:br/>
       <w:br/>
     </w:r>

--- a/klagomål/A 31444-2023 FSC-klagomål.docx
+++ b/klagomål/A 31444-2023 FSC-klagomål.docx
@@ -673,7 +673,7 @@
     <w:r>
       <w:tab/>
       <w:tab/>
-      <w:t>2025-06-26</w:t>
+      <w:t>2025-06-27</w:t>
       <w:br/>
       <w:br/>
     </w:r>

--- a/klagomål/A 31444-2023 FSC-klagomål.docx
+++ b/klagomål/A 31444-2023 FSC-klagomål.docx
@@ -673,7 +673,7 @@
     <w:r>
       <w:tab/>
       <w:tab/>
-      <w:t>2025-06-27</w:t>
+      <w:t>2025-06-28</w:t>
       <w:br/>
       <w:br/>
     </w:r>

--- a/klagomål/A 31444-2023 FSC-klagomål.docx
+++ b/klagomål/A 31444-2023 FSC-klagomål.docx
@@ -673,7 +673,7 @@
     <w:r>
       <w:tab/>
       <w:tab/>
-      <w:t>2025-06-28</w:t>
+      <w:t>2025-06-29</w:t>
       <w:br/>
       <w:br/>
     </w:r>

--- a/klagomål/A 31444-2023 FSC-klagomål.docx
+++ b/klagomål/A 31444-2023 FSC-klagomål.docx
@@ -673,7 +673,7 @@
     <w:r>
       <w:tab/>
       <w:tab/>
-      <w:t>2025-06-29</w:t>
+      <w:t>2025-06-30</w:t>
       <w:br/>
       <w:br/>
     </w:r>

--- a/klagomål/A 31444-2023 FSC-klagomål.docx
+++ b/klagomål/A 31444-2023 FSC-klagomål.docx
@@ -673,7 +673,7 @@
     <w:r>
       <w:tab/>
       <w:tab/>
-      <w:t>2025-06-30</w:t>
+      <w:t>2025-07-01</w:t>
       <w:br/>
       <w:br/>
     </w:r>

--- a/klagomål/A 31444-2023 FSC-klagomål.docx
+++ b/klagomål/A 31444-2023 FSC-klagomål.docx
@@ -673,7 +673,7 @@
     <w:r>
       <w:tab/>
       <w:tab/>
-      <w:t>2025-07-01</w:t>
+      <w:t>2025-07-02</w:t>
       <w:br/>
       <w:br/>
     </w:r>

--- a/klagomål/A 31444-2023 FSC-klagomål.docx
+++ b/klagomål/A 31444-2023 FSC-klagomål.docx
@@ -673,7 +673,7 @@
     <w:r>
       <w:tab/>
       <w:tab/>
-      <w:t>2025-07-02</w:t>
+      <w:t>2025-07-03</w:t>
       <w:br/>
       <w:br/>
     </w:r>

--- a/klagomål/A 31444-2023 FSC-klagomål.docx
+++ b/klagomål/A 31444-2023 FSC-klagomål.docx
@@ -673,7 +673,7 @@
     <w:r>
       <w:tab/>
       <w:tab/>
-      <w:t>2025-07-03</w:t>
+      <w:t>2025-07-04</w:t>
       <w:br/>
       <w:br/>
     </w:r>

--- a/klagomål/A 31444-2023 FSC-klagomål.docx
+++ b/klagomål/A 31444-2023 FSC-klagomål.docx
@@ -673,7 +673,7 @@
     <w:r>
       <w:tab/>
       <w:tab/>
-      <w:t>2025-07-04</w:t>
+      <w:t>2025-07-05</w:t>
       <w:br/>
       <w:br/>
     </w:r>

--- a/klagomål/A 31444-2023 FSC-klagomål.docx
+++ b/klagomål/A 31444-2023 FSC-klagomål.docx
@@ -673,7 +673,7 @@
     <w:r>
       <w:tab/>
       <w:tab/>
-      <w:t>2025-07-05</w:t>
+      <w:t>2025-07-06</w:t>
       <w:br/>
       <w:br/>
     </w:r>

--- a/klagomål/A 31444-2023 FSC-klagomål.docx
+++ b/klagomål/A 31444-2023 FSC-klagomål.docx
@@ -673,7 +673,7 @@
     <w:r>
       <w:tab/>
       <w:tab/>
-      <w:t>2025-07-06</w:t>
+      <w:t>2025-07-07</w:t>
       <w:br/>
       <w:br/>
     </w:r>

--- a/klagomål/A 31444-2023 FSC-klagomål.docx
+++ b/klagomål/A 31444-2023 FSC-klagomål.docx
@@ -673,7 +673,7 @@
     <w:r>
       <w:tab/>
       <w:tab/>
-      <w:t>2025-07-07</w:t>
+      <w:t>2025-07-08</w:t>
       <w:br/>
       <w:br/>
     </w:r>

--- a/klagomål/A 31444-2023 FSC-klagomål.docx
+++ b/klagomål/A 31444-2023 FSC-klagomål.docx
@@ -673,7 +673,7 @@
     <w:r>
       <w:tab/>
       <w:tab/>
-      <w:t>2025-07-08</w:t>
+      <w:t>2025-07-09</w:t>
       <w:br/>
       <w:br/>
     </w:r>

--- a/klagomål/A 31444-2023 FSC-klagomål.docx
+++ b/klagomål/A 31444-2023 FSC-klagomål.docx
@@ -673,7 +673,7 @@
     <w:r>
       <w:tab/>
       <w:tab/>
-      <w:t>2025-07-09</w:t>
+      <w:t>2025-07-11</w:t>
       <w:br/>
       <w:br/>
     </w:r>

--- a/klagomål/A 31444-2023 FSC-klagomål.docx
+++ b/klagomål/A 31444-2023 FSC-klagomål.docx
@@ -673,7 +673,7 @@
     <w:r>
       <w:tab/>
       <w:tab/>
-      <w:t>2025-07-11</w:t>
+      <w:t>2025-07-12</w:t>
       <w:br/>
       <w:br/>
     </w:r>

--- a/klagomål/A 31444-2023 FSC-klagomål.docx
+++ b/klagomål/A 31444-2023 FSC-klagomål.docx
@@ -673,7 +673,7 @@
     <w:r>
       <w:tab/>
       <w:tab/>
-      <w:t>2025-07-12</w:t>
+      <w:t>2025-07-13</w:t>
       <w:br/>
       <w:br/>
     </w:r>

--- a/klagomål/A 31444-2023 FSC-klagomål.docx
+++ b/klagomål/A 31444-2023 FSC-klagomål.docx
@@ -673,7 +673,7 @@
     <w:r>
       <w:tab/>
       <w:tab/>
-      <w:t>2025-07-13</w:t>
+      <w:t>2025-07-14</w:t>
       <w:br/>
       <w:br/>
     </w:r>

--- a/klagomål/A 31444-2023 FSC-klagomål.docx
+++ b/klagomål/A 31444-2023 FSC-klagomål.docx
@@ -673,7 +673,7 @@
     <w:r>
       <w:tab/>
       <w:tab/>
-      <w:t>2025-08-06</w:t>
+      <w:t>2025-08-09</w:t>
       <w:br/>
       <w:br/>
     </w:r>
